--- a/CertificateSystem.Web/wwwroot/Templates/SecondDegree.docx
+++ b/CertificateSystem.Web/wwwroot/Templates/SecondDegree.docx
@@ -155,7 +155,7 @@
                           <w:p>
                             <w:pPr>
                               <w:spacing w:line="480" w:lineRule="auto"/>
-                              <w:ind w:firstLine="420"/>
+                              <w:ind w:firstLineChars="200" w:firstLine="800"/>
                               <w:rPr>
                                 <w:rFonts w:ascii="华文楷体" w:eastAsia="华文楷体" w:hAnsi="华文楷体" w:hint="eastAsia"/>
                                 <w:spacing w:val="20"/>
@@ -337,7 +337,7 @@
                     <w:p>
                       <w:pPr>
                         <w:spacing w:line="480" w:lineRule="auto"/>
-                        <w:ind w:firstLine="420"/>
+                        <w:ind w:firstLineChars="200" w:firstLine="800"/>
                         <w:rPr>
                           <w:rFonts w:ascii="华文楷体" w:eastAsia="华文楷体" w:hAnsi="华文楷体" w:hint="eastAsia"/>
                           <w:spacing w:val="20"/>
@@ -929,15 +929,7 @@
                                 <w:sz w:val="28"/>
                                 <w:szCs w:val="28"/>
                               </w:rPr>
-                              <w:t xml:space="preserve">校      </w:t>
-                            </w:r>
-                            <w:r>
-                              <w:rPr>
-                                <w:rFonts w:ascii="华文细黑" w:eastAsia="华文细黑" w:hAnsi="华文细黑" w:hint="eastAsia"/>
-                                <w:sz w:val="28"/>
-                                <w:szCs w:val="28"/>
-                              </w:rPr>
-                              <w:t>长</w:t>
+                              <w:t>校      长</w:t>
                             </w:r>
                           </w:p>
                         </w:txbxContent>
@@ -976,15 +968,7 @@
                           <w:sz w:val="28"/>
                           <w:szCs w:val="28"/>
                         </w:rPr>
-                        <w:t xml:space="preserve">校      </w:t>
-                      </w:r>
-                      <w:r>
-                        <w:rPr>
-                          <w:rFonts w:ascii="华文细黑" w:eastAsia="华文细黑" w:hAnsi="华文细黑" w:hint="eastAsia"/>
-                          <w:sz w:val="28"/>
-                          <w:szCs w:val="28"/>
-                        </w:rPr>
-                        <w:t>长</w:t>
+                        <w:t>校      长</w:t>
                       </w:r>
                     </w:p>
                   </w:txbxContent>
